--- a/academic/submissions/04_Model_Refinement_and_Test_Submission.docx
+++ b/academic/submissions/04_Model_Refinement_and_Test_Submission.docx
@@ -36,7 +36,8 @@
     </w:p>
     <w:p>
       <w:pPr>
-        <w:spacing w:after="40"/>
+        <w:keepLines/>
+        <w:spacing w:after="60" w:line="276" w:lineRule="auto"/>
       </w:pPr>
       <w:r>
         <w:rPr>
@@ -58,7 +59,8 @@
     </w:p>
     <w:p>
       <w:pPr>
-        <w:spacing w:after="40"/>
+        <w:keepLines/>
+        <w:spacing w:after="60" w:line="276" w:lineRule="auto"/>
       </w:pPr>
       <w:r>
         <w:rPr>
@@ -80,7 +82,8 @@
     </w:p>
     <w:p>
       <w:pPr>
-        <w:spacing w:after="40"/>
+        <w:keepLines/>
+        <w:spacing w:after="60" w:line="276" w:lineRule="auto"/>
       </w:pPr>
       <w:r>
         <w:rPr>
@@ -102,7 +105,8 @@
     </w:p>
     <w:p>
       <w:pPr>
-        <w:spacing w:after="40"/>
+        <w:keepLines/>
+        <w:spacing w:after="60" w:line="276" w:lineRule="auto"/>
       </w:pPr>
       <w:r>
         <w:rPr>
@@ -124,7 +128,8 @@
     </w:p>
     <w:p>
       <w:pPr>
-        <w:spacing w:after="40"/>
+        <w:keepLines/>
+        <w:spacing w:after="60" w:line="276" w:lineRule="auto"/>
       </w:pPr>
       <w:r>
         <w:rPr>
@@ -146,7 +151,8 @@
     </w:p>
     <w:p>
       <w:pPr>
-        <w:spacing w:after="40"/>
+        <w:keepLines/>
+        <w:spacing w:after="60" w:line="276" w:lineRule="auto"/>
       </w:pPr>
       <w:r>
         <w:rPr>
@@ -177,7 +183,7 @@
     <w:p>
       <w:pPr>
         <w:shd w:fill="E8F1ED"/>
-        <w:spacing w:before="80" w:after="0"/>
+        <w:spacing w:before="80" w:after="160"/>
         <w:ind w:left="115" w:right="115"/>
       </w:pPr>
       <w:r>
@@ -288,6 +294,7 @@
       <w:tr>
         <w:trPr>
           <w:tblHeader w:val="true"/>
+          <w:cantSplit w:val="true"/>
         </w:trPr>
         <w:tc>
           <w:tcPr>
@@ -453,6 +460,9 @@
         </w:tc>
       </w:tr>
       <w:tr>
+        <w:trPr>
+          <w:cantSplit w:val="true"/>
+        </w:trPr>
         <w:tc>
           <w:tcPr>
             <w:tcW w:type="dxa" w:w="2250"/>
@@ -569,6 +579,9 @@
         </w:tc>
       </w:tr>
       <w:tr>
+        <w:trPr>
+          <w:cantSplit w:val="true"/>
+        </w:trPr>
         <w:tc>
           <w:tcPr>
             <w:tcW w:type="dxa" w:w="2250"/>
@@ -685,6 +698,9 @@
         </w:tc>
       </w:tr>
       <w:tr>
+        <w:trPr>
+          <w:cantSplit w:val="true"/>
+        </w:trPr>
         <w:tc>
           <w:tcPr>
             <w:tcW w:type="dxa" w:w="2250"/>
@@ -982,6 +998,7 @@
       <w:tr>
         <w:trPr>
           <w:tblHeader w:val="true"/>
+          <w:cantSplit w:val="true"/>
         </w:trPr>
         <w:tc>
           <w:tcPr>
@@ -1066,6 +1083,9 @@
         </w:tc>
       </w:tr>
       <w:tr>
+        <w:trPr>
+          <w:cantSplit w:val="true"/>
+        </w:trPr>
         <w:tc>
           <w:tcPr>
             <w:tcW w:type="dxa" w:w="2600"/>
@@ -1125,6 +1145,9 @@
         </w:tc>
       </w:tr>
       <w:tr>
+        <w:trPr>
+          <w:cantSplit w:val="true"/>
+        </w:trPr>
         <w:tc>
           <w:tcPr>
             <w:tcW w:type="dxa" w:w="2600"/>
@@ -1184,6 +1207,9 @@
         </w:tc>
       </w:tr>
       <w:tr>
+        <w:trPr>
+          <w:cantSplit w:val="true"/>
+        </w:trPr>
         <w:tc>
           <w:tcPr>
             <w:tcW w:type="dxa" w:w="2600"/>
@@ -1243,6 +1269,9 @@
         </w:tc>
       </w:tr>
       <w:tr>
+        <w:trPr>
+          <w:cantSplit w:val="true"/>
+        </w:trPr>
         <w:tc>
           <w:tcPr>
             <w:tcW w:type="dxa" w:w="2600"/>
@@ -1302,6 +1331,9 @@
         </w:tc>
       </w:tr>
       <w:tr>
+        <w:trPr>
+          <w:cantSplit w:val="true"/>
+        </w:trPr>
         <w:tc>
           <w:tcPr>
             <w:tcW w:type="dxa" w:w="2600"/>
@@ -1361,6 +1393,9 @@
         </w:tc>
       </w:tr>
       <w:tr>
+        <w:trPr>
+          <w:cantSplit w:val="true"/>
+        </w:trPr>
         <w:tc>
           <w:tcPr>
             <w:tcW w:type="dxa" w:w="2600"/>
@@ -1420,6 +1455,9 @@
         </w:tc>
       </w:tr>
       <w:tr>
+        <w:trPr>
+          <w:cantSplit w:val="true"/>
+        </w:trPr>
         <w:tc>
           <w:tcPr>
             <w:tcW w:type="dxa" w:w="2600"/>
@@ -1578,6 +1616,7 @@
       <w:tr>
         <w:trPr>
           <w:tblHeader w:val="true"/>
+          <w:cantSplit w:val="true"/>
         </w:trPr>
         <w:tc>
           <w:tcPr>
@@ -1662,6 +1701,9 @@
         </w:tc>
       </w:tr>
       <w:tr>
+        <w:trPr>
+          <w:cantSplit w:val="true"/>
+        </w:trPr>
         <w:tc>
           <w:tcPr>
             <w:tcW w:type="dxa" w:w="3200"/>
@@ -1721,6 +1763,9 @@
         </w:tc>
       </w:tr>
       <w:tr>
+        <w:trPr>
+          <w:cantSplit w:val="true"/>
+        </w:trPr>
         <w:tc>
           <w:tcPr>
             <w:tcW w:type="dxa" w:w="3200"/>
@@ -1827,6 +1872,7 @@
       <w:tr>
         <w:trPr>
           <w:tblHeader w:val="true"/>
+          <w:cantSplit w:val="true"/>
         </w:trPr>
         <w:tc>
           <w:tcPr>
@@ -1992,6 +2038,9 @@
         </w:tc>
       </w:tr>
       <w:tr>
+        <w:trPr>
+          <w:cantSplit w:val="true"/>
+        </w:trPr>
         <w:tc>
           <w:tcPr>
             <w:tcW w:type="dxa" w:w="1500"/>
@@ -2108,6 +2157,9 @@
         </w:tc>
       </w:tr>
       <w:tr>
+        <w:trPr>
+          <w:cantSplit w:val="true"/>
+        </w:trPr>
         <w:tc>
           <w:tcPr>
             <w:tcW w:type="dxa" w:w="1500"/>
@@ -2224,6 +2276,9 @@
         </w:tc>
       </w:tr>
       <w:tr>
+        <w:trPr>
+          <w:cantSplit w:val="true"/>
+        </w:trPr>
         <w:tc>
           <w:tcPr>
             <w:tcW w:type="dxa" w:w="1500"/>

--- a/academic/submissions/04_Model_Refinement_and_Test_Submission.docx
+++ b/academic/submissions/04_Model_Refinement_and_Test_Submission.docx
@@ -18,7 +18,7 @@
           <w:color w:val="173B32"/>
           <w:sz w:val="46"/>
         </w:rPr>
-        <w:t>Model Refinement and Test Submission</w:t>
+        <w:t>Model İyileştirme ve Test Çalışması</w:t>
       </w:r>
     </w:p>
     <w:p>
@@ -31,7 +31,7 @@
           <w:color w:val="547068"/>
           <w:sz w:val="27"/>
         </w:rPr>
-        <w:t>Frozen, calibrated logistic churn-proxy candidate and untouched temporal evaluation</w:t>
+        <w:t>Dondurulmuş, kalibre edilmiş lojistik müşteri kaybı vekil adayı ve dokunulmamış zamansal değerlendirme</w:t>
       </w:r>
     </w:p>
     <w:p>
@@ -46,7 +46,7 @@
           <w:color w:val="173B32"/>
           <w:sz w:val="21"/>
         </w:rPr>
-        <w:t xml:space="preserve">Course: </w:t>
+        <w:t xml:space="preserve">Ders: </w:t>
       </w:r>
       <w:r>
         <w:rPr>
@@ -54,7 +54,7 @@
           <w:color w:val="000000"/>
           <w:sz w:val="21"/>
         </w:rPr>
-        <w:t>Samsung Innovation Campus — AI in Marketing Capstone</w:t>
+        <w:t>Samsung Innovation Campus — Pazarlamada Yapay Zekâ Bitirme Projesi</w:t>
       </w:r>
     </w:p>
     <w:p>
@@ -69,7 +69,7 @@
           <w:color w:val="173B32"/>
           <w:sz w:val="21"/>
         </w:rPr>
-        <w:t xml:space="preserve">Team: </w:t>
+        <w:t xml:space="preserve">Ekip: </w:t>
       </w:r>
       <w:r>
         <w:rPr>
@@ -77,7 +77,7 @@
           <w:color w:val="000000"/>
           <w:sz w:val="21"/>
         </w:rPr>
-        <w:t>Group 7</w:t>
+        <w:t>Grup 7</w:t>
       </w:r>
     </w:p>
     <w:p>
@@ -92,7 +92,7 @@
           <w:color w:val="173B32"/>
           <w:sz w:val="21"/>
         </w:rPr>
-        <w:t xml:space="preserve">Project: </w:t>
+        <w:t xml:space="preserve">Proje: </w:t>
       </w:r>
       <w:r>
         <w:rPr>
@@ -115,7 +115,7 @@
           <w:color w:val="173B32"/>
           <w:sz w:val="21"/>
         </w:rPr>
-        <w:t xml:space="preserve">Prepared by: </w:t>
+        <w:t xml:space="preserve">Hazırlayan: </w:t>
       </w:r>
       <w:r>
         <w:rPr>
@@ -138,7 +138,7 @@
           <w:color w:val="173B32"/>
           <w:sz w:val="21"/>
         </w:rPr>
-        <w:t xml:space="preserve">Date: </w:t>
+        <w:t xml:space="preserve">Tarih: </w:t>
       </w:r>
       <w:r>
         <w:rPr>
@@ -146,7 +146,7 @@
           <w:color w:val="000000"/>
           <w:sz w:val="21"/>
         </w:rPr>
-        <w:t>9 September 2026</w:t>
+        <w:t>9 Eylül 2026</w:t>
       </w:r>
     </w:p>
     <w:p>
@@ -161,7 +161,7 @@
           <w:color w:val="173B32"/>
           <w:sz w:val="21"/>
         </w:rPr>
-        <w:t xml:space="preserve">Status: </w:t>
+        <w:t xml:space="preserve">Durum: </w:t>
       </w:r>
       <w:r>
         <w:rPr>
@@ -169,7 +169,7 @@
           <w:color w:val="000000"/>
           <w:sz w:val="21"/>
         </w:rPr>
-        <w:t>Final local academic package</w:t>
+        <w:t>Nihai yerel akademik paket</w:t>
       </w:r>
     </w:p>
     <w:p>
@@ -193,7 +193,7 @@
           <w:color w:val="173B32"/>
           <w:sz w:val="19"/>
         </w:rPr>
-        <w:t>AI AUTHORSHIP DISCLOSURE — This document was drafted with OpenAI Codex/ChatGPT assistance and checked against repository evidence. Reported project metrics come from executed, versioned artifacts; external claims are cited. Human review remains required.</w:t>
+        <w:t>YAPAY ZEKA KULLANIM BEYANI — Bu belge OpenAI Codex/ChatGPT desteğiyle hazırlanmış ve depo kanıtlarıyla kontrol edilmiştir. Proje ölçütleri yürütülmüş, sürümlenmiş eserlerden gelir; dış iddialar kaynaklandırılmıştır. İnsan incelemesi gereklidir.</w:t>
       </w:r>
     </w:p>
     <w:p/>
@@ -202,7 +202,7 @@
         <w:pStyle w:val="Heading1"/>
       </w:pPr>
       <w:r>
-        <w:t>Part I — Model refinement</w:t>
+        <w:t>Bölüm I — Model iyileştirme</w:t>
       </w:r>
     </w:p>
     <w:p>
@@ -210,12 +210,12 @@
         <w:pStyle w:val="Heading2"/>
       </w:pPr>
       <w:r>
-        <w:t>1. Initial evaluation and weaknesses</w:t>
+        <w:t>1. İlk değerlendirme ve zayıflıklar</w:t>
       </w:r>
     </w:p>
     <w:p>
       <w:r>
-        <w:t>Initial exploration selected logistic regression by validation PR-AUC 0.805322. Its weaknesses were probability miscalibration (Brier 0.213300; ECE 0.169377) and sensitivity to regularization. LightGBM was nearly tied on PR-AUC and had better raw calibration, so refinement compared all three learned families without changing the primary selection rule.</w:t>
+        <w:t>İlk keşif lojistik regresyonu doğrulama PR-AUC 0.805322 ile seçti. Zayıflıkları olasılık kalibrasyonu (Brier 0.213300; ECE 0.169377) ve düzenlileştirme duyarlılığıydı. LightGBM PR-AUC'de çok yakındı ve ham kalibrasyonu daha iyiydi; bu nedenle iyileştirme, birincil seçim kuralını değiştirmeden üç öğrenilmiş aileyi karşılaştırdı.</w:t>
       </w:r>
     </w:p>
     <w:p>
@@ -223,7 +223,7 @@
         <w:pStyle w:val="Heading2"/>
       </w:pPr>
       <w:r>
-        <w:t>2. Refinement techniques</w:t>
+        <w:t>2. İyileştirme teknikleri</w:t>
       </w:r>
     </w:p>
     <w:p>
@@ -231,7 +231,7 @@
         <w:pStyle w:val="AcademicBullet"/>
       </w:pPr>
       <w:r>
-        <w:t>Logistic grid: C ∈ {0.01, 0.05, 0.2, 1.0, 5.0}; class weighting kept off because ranking/calibration and capacity metrics were evaluated directly.</w:t>
+        <w:t>Lojistik ızgara: C ∈ {0.01, 0.05, 0.2, 1.0, 5.0}; sıralama, kalibrasyon ve kapasite doğrudan ölçüldüğünden sınıf ağırlığı kapalı tutuldu.</w:t>
       </w:r>
     </w:p>
     <w:p>
@@ -239,7 +239,7 @@
         <w:pStyle w:val="AcademicBullet"/>
       </w:pPr>
       <w:r>
-        <w:t>Random forest grid: 400 trees, minimum leaf {5,10,20}, maximum depth {8,16}.</w:t>
+        <w:t>Rastgele orman ızgarası: 400 ağaç, asgari yaprak {5,10,20}, azami derinlik {8,16}.</w:t>
       </w:r>
     </w:p>
     <w:p>
@@ -247,7 +247,7 @@
         <w:pStyle w:val="AcademicBullet"/>
       </w:pPr>
       <w:r>
-        <w:t>LightGBM: 12 seeded search trials across learning rate, leaves, depth, minimum child samples, L2 regularization, row and column subsampling.</w:t>
+        <w:t>LightGBM: öğrenme oranı, yaprak, derinlik, asgari alt örnek, L2, satır ve sütun alt örneklemesinde 12 tohumlu deneme.</w:t>
       </w:r>
     </w:p>
     <w:p>
@@ -255,7 +255,7 @@
         <w:pStyle w:val="AcademicBullet"/>
       </w:pPr>
       <w:r>
-        <w:t>Sigmoid calibration fitted only on the 2011-06-01 calibration snapshot.</w:t>
+        <w:t>Sigmoid kalibrasyon yalnız 2011-06-01 anlık görüntüsünde uyarlandı.</w:t>
       </w:r>
     </w:p>
     <w:p>
@@ -263,7 +263,7 @@
         <w:pStyle w:val="AcademicBullet"/>
       </w:pPr>
       <w:r>
-        <w:t>Operating threshold fixed at 0.812509305136 from approximately 10% calibration capacity.</w:t>
+        <w:t>Operasyon eşiği yaklaşık %10 kalibrasyon kapasitesinde 0.812509305136 olarak sabitlendi.</w:t>
       </w:r>
     </w:p>
     <w:p>
@@ -271,7 +271,7 @@
         <w:pStyle w:val="Heading2"/>
       </w:pPr>
       <w:r>
-        <w:t>3. Tuning impact</w:t>
+        <w:t>3. Ayarlamanın etkisi</w:t>
       </w:r>
     </w:p>
     <w:tbl>
@@ -284,12 +284,12 @@
         <w:tblInd w:w="120" w:type="dxa"/>
       </w:tblPr>
       <w:tblGrid>
-        <w:gridCol w:w="2250"/>
-        <w:gridCol w:w="1300"/>
-        <w:gridCol w:w="1300"/>
-        <w:gridCol w:w="1200"/>
-        <w:gridCol w:w="1100"/>
-        <w:gridCol w:w="2210"/>
+        <w:gridCol w:w="1560"/>
+        <w:gridCol w:w="1560"/>
+        <w:gridCol w:w="1560"/>
+        <w:gridCol w:w="1560"/>
+        <w:gridCol w:w="1560"/>
+        <w:gridCol w:w="1560"/>
       </w:tblGrid>
       <w:tr>
         <w:trPr>
@@ -298,7 +298,7 @@
         </w:trPr>
         <w:tc>
           <w:tcPr>
-            <w:tcW w:type="dxa" w:w="2250"/>
+            <w:tcW w:type="dxa" w:w="1560"/>
             <w:tcMar>
               <w:top w:w="80" w:type="dxa"/>
               <w:start w:w="120" w:type="dxa"/>
@@ -319,13 +319,13 @@
                 <w:color w:val="173B32"/>
                 <w:sz w:val="19"/>
               </w:rPr>
-              <w:t>Stage</w:t>
+              <w:t>Aşama</w:t>
             </w:r>
           </w:p>
         </w:tc>
         <w:tc>
           <w:tcPr>
-            <w:tcW w:type="dxa" w:w="1300"/>
+            <w:tcW w:type="dxa" w:w="1560"/>
             <w:tcMar>
               <w:top w:w="80" w:type="dxa"/>
               <w:start w:w="120" w:type="dxa"/>
@@ -352,7 +352,7 @@
         </w:tc>
         <w:tc>
           <w:tcPr>
-            <w:tcW w:type="dxa" w:w="1300"/>
+            <w:tcW w:type="dxa" w:w="1560"/>
             <w:tcMar>
               <w:top w:w="80" w:type="dxa"/>
               <w:start w:w="120" w:type="dxa"/>
@@ -379,7 +379,7 @@
         </w:tc>
         <w:tc>
           <w:tcPr>
-            <w:tcW w:type="dxa" w:w="1200"/>
+            <w:tcW w:type="dxa" w:w="1560"/>
             <w:tcMar>
               <w:top w:w="80" w:type="dxa"/>
               <w:start w:w="120" w:type="dxa"/>
@@ -406,7 +406,7 @@
         </w:tc>
         <w:tc>
           <w:tcPr>
-            <w:tcW w:type="dxa" w:w="1100"/>
+            <w:tcW w:type="dxa" w:w="1560"/>
             <w:tcMar>
               <w:top w:w="80" w:type="dxa"/>
               <w:start w:w="120" w:type="dxa"/>
@@ -433,7 +433,7 @@
         </w:tc>
         <w:tc>
           <w:tcPr>
-            <w:tcW w:type="dxa" w:w="2210"/>
+            <w:tcW w:type="dxa" w:w="1560"/>
             <w:tcMar>
               <w:top w:w="80" w:type="dxa"/>
               <w:start w:w="120" w:type="dxa"/>
@@ -454,7 +454,7 @@
                 <w:color w:val="173B32"/>
                 <w:sz w:val="19"/>
               </w:rPr>
-              <w:t>Top-10% precision / lift</w:t>
+              <w:t>İlk %10 kesinlik / artış</w:t>
             </w:r>
           </w:p>
         </w:tc>
@@ -465,7 +465,7 @@
         </w:trPr>
         <w:tc>
           <w:tcPr>
-            <w:tcW w:type="dxa" w:w="2250"/>
+            <w:tcW w:type="dxa" w:w="1560"/>
             <w:vAlign w:val="top"/>
           </w:tcPr>
           <w:p>
@@ -478,13 +478,13 @@
                 <w:color w:val="000000"/>
                 <w:sz w:val="18"/>
               </w:rPr>
-              <w:t>Initial logistic validation</w:t>
+              <w:t>İlk lojistik doğrulama</w:t>
             </w:r>
           </w:p>
         </w:tc>
         <w:tc>
           <w:tcPr>
-            <w:tcW w:type="dxa" w:w="1300"/>
+            <w:tcW w:type="dxa" w:w="1560"/>
             <w:vAlign w:val="top"/>
           </w:tcPr>
           <w:p>
@@ -503,7 +503,7 @@
         </w:tc>
         <w:tc>
           <w:tcPr>
-            <w:tcW w:type="dxa" w:w="1300"/>
+            <w:tcW w:type="dxa" w:w="1560"/>
             <w:vAlign w:val="top"/>
           </w:tcPr>
           <w:p>
@@ -522,7 +522,7 @@
         </w:tc>
         <w:tc>
           <w:tcPr>
-            <w:tcW w:type="dxa" w:w="1200"/>
+            <w:tcW w:type="dxa" w:w="1560"/>
             <w:vAlign w:val="top"/>
           </w:tcPr>
           <w:p>
@@ -541,7 +541,7 @@
         </w:tc>
         <w:tc>
           <w:tcPr>
-            <w:tcW w:type="dxa" w:w="1100"/>
+            <w:tcW w:type="dxa" w:w="1560"/>
             <w:vAlign w:val="top"/>
           </w:tcPr>
           <w:p>
@@ -560,7 +560,7 @@
         </w:tc>
         <w:tc>
           <w:tcPr>
-            <w:tcW w:type="dxa" w:w="2210"/>
+            <w:tcW w:type="dxa" w:w="1560"/>
             <w:vAlign w:val="top"/>
           </w:tcPr>
           <w:p>
@@ -584,7 +584,7 @@
         </w:trPr>
         <w:tc>
           <w:tcPr>
-            <w:tcW w:type="dxa" w:w="2250"/>
+            <w:tcW w:type="dxa" w:w="1560"/>
             <w:vAlign w:val="top"/>
           </w:tcPr>
           <w:p>
@@ -597,13 +597,13 @@
                 <w:color w:val="000000"/>
                 <w:sz w:val="18"/>
               </w:rPr>
-              <w:t>Refined logistic C=.01 validation</w:t>
+              <w:t>İyileştirilmiş lojistik C=.01</w:t>
             </w:r>
           </w:p>
         </w:tc>
         <w:tc>
           <w:tcPr>
-            <w:tcW w:type="dxa" w:w="1300"/>
+            <w:tcW w:type="dxa" w:w="1560"/>
             <w:vAlign w:val="top"/>
           </w:tcPr>
           <w:p>
@@ -622,7 +622,7 @@
         </w:tc>
         <w:tc>
           <w:tcPr>
-            <w:tcW w:type="dxa" w:w="1300"/>
+            <w:tcW w:type="dxa" w:w="1560"/>
             <w:vAlign w:val="top"/>
           </w:tcPr>
           <w:p>
@@ -641,7 +641,7 @@
         </w:tc>
         <w:tc>
           <w:tcPr>
-            <w:tcW w:type="dxa" w:w="1200"/>
+            <w:tcW w:type="dxa" w:w="1560"/>
             <w:vAlign w:val="top"/>
           </w:tcPr>
           <w:p>
@@ -660,7 +660,7 @@
         </w:tc>
         <w:tc>
           <w:tcPr>
-            <w:tcW w:type="dxa" w:w="1100"/>
+            <w:tcW w:type="dxa" w:w="1560"/>
             <w:vAlign w:val="top"/>
           </w:tcPr>
           <w:p>
@@ -679,7 +679,7 @@
         </w:tc>
         <w:tc>
           <w:tcPr>
-            <w:tcW w:type="dxa" w:w="2210"/>
+            <w:tcW w:type="dxa" w:w="1560"/>
             <w:vAlign w:val="top"/>
           </w:tcPr>
           <w:p>
@@ -703,7 +703,7 @@
         </w:trPr>
         <w:tc>
           <w:tcPr>
-            <w:tcW w:type="dxa" w:w="2250"/>
+            <w:tcW w:type="dxa" w:w="1560"/>
             <w:vAlign w:val="top"/>
           </w:tcPr>
           <w:p>
@@ -716,13 +716,13 @@
                 <w:color w:val="000000"/>
                 <w:sz w:val="18"/>
               </w:rPr>
-              <w:t>Calibration-fit descriptive</w:t>
+              <w:t>Kalibrasyon uyumu, betimsel</w:t>
             </w:r>
           </w:p>
         </w:tc>
         <w:tc>
           <w:tcPr>
-            <w:tcW w:type="dxa" w:w="1300"/>
+            <w:tcW w:type="dxa" w:w="1560"/>
             <w:vAlign w:val="top"/>
           </w:tcPr>
           <w:p>
@@ -741,7 +741,7 @@
         </w:tc>
         <w:tc>
           <w:tcPr>
-            <w:tcW w:type="dxa" w:w="1300"/>
+            <w:tcW w:type="dxa" w:w="1560"/>
             <w:vAlign w:val="top"/>
           </w:tcPr>
           <w:p>
@@ -760,7 +760,7 @@
         </w:tc>
         <w:tc>
           <w:tcPr>
-            <w:tcW w:type="dxa" w:w="1200"/>
+            <w:tcW w:type="dxa" w:w="1560"/>
             <w:vAlign w:val="top"/>
           </w:tcPr>
           <w:p>
@@ -779,7 +779,7 @@
         </w:tc>
         <w:tc>
           <w:tcPr>
-            <w:tcW w:type="dxa" w:w="1100"/>
+            <w:tcW w:type="dxa" w:w="1560"/>
             <w:vAlign w:val="top"/>
           </w:tcPr>
           <w:p>
@@ -798,7 +798,7 @@
         </w:tc>
         <w:tc>
           <w:tcPr>
-            <w:tcW w:type="dxa" w:w="2210"/>
+            <w:tcW w:type="dxa" w:w="1560"/>
             <w:vAlign w:val="top"/>
           </w:tcPr>
           <w:p>
@@ -823,22 +823,13 @@
       </w:pPr>
     </w:p>
     <w:p>
-      <w:pPr>
-        <w:spacing w:before="80" w:after="80"/>
-      </w:pPr>
       <w:r>
-        <w:rPr>
-          <w:rFonts w:ascii="Calibri" w:hAnsi="Calibri"/>
-          <w:i/>
-          <w:color w:val="547068"/>
-          <w:sz w:val="17"/>
-        </w:rPr>
-        <w:t>Calibration-fit metrics reuse calibration labels and are descriptive, not unbiased test estimates.</w:t>
+        <w:t>Kalibrasyon ölçütleri aynı kalibrasyon etiketlerini yeniden kullandığından betimseldir, tarafsız test tahmini değildir.</w:t>
       </w:r>
     </w:p>
     <w:p>
       <w:r>
-        <w:t>Lowering C from 1.0 to 0.01 increased validation PR-AUC to 0.812223 and reduced Brier to 0.196710. Sigmoid calibration on the later calibration split reduced ECE to 0.040863 descriptively. The final serialized candidate checksum is 942d705d66a9469d57494626a99da83c91a9a895a3a2b2d7e977ff3ba56952ad.</w:t>
+        <w:t>C değerinin 1.0'dan 0.01'e indirilmesi PR-AUC'yi 0.812223'e çıkarıp Brier'ı 0.196710'a düşürdü. Sonraki bölümde sigmoid kalibrasyon ECE'yi betimsel olarak 0.040863'e düşürdü. Seri hâle getirilmiş adayın sağlama toplamı 942d705d66a9469d57494626a99da83c91a9a895a3a2b2d7e977ff3ba56952ad'dir.</w:t>
       </w:r>
     </w:p>
     <w:p>
@@ -846,12 +837,12 @@
         <w:pStyle w:val="Heading2"/>
       </w:pPr>
       <w:r>
-        <w:t>4. Cross-validation and feature selection decisions</w:t>
+        <w:t>4. Çapraz doğrulama ve özellik seçimi</w:t>
       </w:r>
     </w:p>
     <w:p>
       <w:r>
-        <w:t>Random k-fold cross-validation was not used because it would mix future and past snapshots and repeated customers. The design instead uses expanding chronological training cutoffs plus distinct validation, calibration and final-test dates. No post-hoc feature selection was performed: the regularized logistic pipeline controls coefficient magnitude, and removing features after observing the test would violate the freeze.</w:t>
+        <w:t>Rastgele k-katlı doğrulama, gelecek/geçmiş anlık görüntülerini ve tekrarlanan müşterileri karıştıracağı için kullanılmadı. Bunun yerine genişleyen kronolojik eğitim kesimleri ile ayrı doğrulama, kalibrasyon ve nihai test tarihleri kullanıldı. Test sonrası özellik seçimi yapılmadı: düzenlileştirilmiş lojistik hat katsayı büyüklüğünü sınırlar; testi gördükten sonra özellik kaldırmak dondurma kuralını ihlal eder.</w:t>
       </w:r>
     </w:p>
     <w:p>
@@ -859,7 +850,7 @@
         <w:pStyle w:val="Heading2"/>
       </w:pPr>
       <w:r>
-        <w:t>5. Explainability validation</w:t>
+        <w:t>5. Açıklanabilirlik doğrulaması</w:t>
       </w:r>
     </w:p>
     <w:p>
@@ -870,8 +861,8 @@
       <w:r>
         <w:drawing>
           <wp:inline xmlns:a="http://schemas.openxmlformats.org/drawingml/2006/main" xmlns:pic="http://schemas.openxmlformats.org/drawingml/2006/picture">
-            <wp:extent cx="5715000" cy="4000500"/>
-            <wp:docPr id="1" name="Picture 1" descr="Figure 1. Global mean absolute SHAP contribution in calibrated log-odds. Project-generated diagnostic." title="Figure 1"/>
+            <wp:extent cx="5806440" cy="4064508"/>
+            <wp:docPr id="1" name="Picture 1" descr="Şekil 1. Kalibre log-olasılıkta küresel ortalama mutlak SHAP katkısı. Projede üretilen tanı." title="Şekil 1"/>
             <wp:cNvGraphicFramePr>
               <a:graphicFrameLocks noChangeAspect="1"/>
             </wp:cNvGraphicFramePr>
@@ -891,7 +882,7 @@
                   <pic:spPr>
                     <a:xfrm>
                       <a:off x="0" y="0"/>
-                      <a:ext cx="5715000" cy="4000500"/>
+                      <a:ext cx="5806440" cy="4064508"/>
                     </a:xfrm>
                     <a:prstGeom prst="rect"/>
                   </pic:spPr>
@@ -914,12 +905,12 @@
           <w:color w:val="547068"/>
           <w:sz w:val="18"/>
         </w:rPr>
-        <w:t>Figure 1. Global mean absolute SHAP contribution in calibrated log-odds. Project-generated diagnostic.</w:t>
+        <w:t>Şekil 1. Kalibre log-olasılıkta küresel ortalama mutlak SHAP katkısı. Projede üretilen tanı.</w:t>
       </w:r>
     </w:p>
     <w:p>
       <w:r>
-        <w:t>The SHAP decomposition was computed in calibrated log-odds for the frozen logistic pipeline. Maximum additivity error is 8.881784197001252×10⁻¹⁶, confirming numerical consistency. Contributions explain this model’s score formation; they are not causal effects and must not be turned into unsupported personal claims.</w:t>
+        <w:t>SHAP ayrıştırması dondurulmuş lojistik hat için kalibre log-olasılıkta hesaplandı. Azami toplamsallık hatası 8.881784197001252×10⁻¹⁶ olup sayısal tutarlılığı doğrular. Katkılar model puanını açıklar; nedensel etki değildir ve desteklenmeyen kişisel iddialara dönüştürülemez.</w:t>
       </w:r>
     </w:p>
     <w:p>
@@ -927,7 +918,7 @@
         <w:pStyle w:val="Heading1"/>
       </w:pPr>
       <w:r>
-        <w:t>Part II — Final test submission</w:t>
+        <w:t>Bölüm II — Nihai test</w:t>
       </w:r>
     </w:p>
     <w:p>
@@ -935,12 +926,12 @@
         <w:pStyle w:val="Heading2"/>
       </w:pPr>
       <w:r>
-        <w:t>1. Test preparation and integrity</w:t>
+        <w:t>1. Test hazırlığı ve bütünlük</w:t>
       </w:r>
     </w:p>
     <w:p>
       <w:r>
-        <w:t>The final test is the 2,772-customer snapshot at cutoff 2011-09-01 with a fully observed 90-day label window. Its prepared-file SHA-256 is 2830e4738acfee8c5561f5eb513874d0cacae32f3b3095c412db62dc2cf78ff6. Before access, the candidate manifest, preprocessing, sigmoid calibrator, artifact checksum and threshold were frozen. Post-test retuning is prohibited.</w:t>
+        <w:t>Nihai test, 2011-09-01 kesiminde tamamen gözlenen 90 günlük etiket penceresine sahip 2.772 müşteridir. Hazırlanmış dosyanın SHA-256 değeri 2830e4738acfee8c5561f5eb513874d0cacae32f3b3095c412db62dc2cf78ff6'dır. Erişimden önce aday bildirimi, ön işleme, kalibratör, sağlama toplamı ve eşik donduruldu. Test sonrası yeniden ayar yasaktır.</w:t>
       </w:r>
     </w:p>
     <w:p>
@@ -948,7 +939,7 @@
         <w:pStyle w:val="Heading2"/>
       </w:pPr>
       <w:r>
-        <w:t>2. Model application</w:t>
+        <w:t>2. Model uygulaması</w:t>
       </w:r>
     </w:p>
     <w:p>
@@ -970,7 +961,7 @@
         <w:br/>
         <w:t>predicted = scores &gt;= 0.812509305136</w:t>
         <w:br/>
-        <w:t># target, feature and split versions are checked before reporting</w:t>
+        <w:t># Hedef, özellik ve bölme sürümleri raporlamadan önce denetlenir.</w:t>
       </w:r>
     </w:p>
     <w:p>
@@ -978,7 +969,7 @@
         <w:pStyle w:val="Heading2"/>
       </w:pPr>
       <w:r>
-        <w:t>3. Final test metrics</w:t>
+        <w:t>3. Nihai test ölçütleri</w:t>
       </w:r>
     </w:p>
     <w:tbl>
@@ -991,9 +982,9 @@
         <w:tblInd w:w="120" w:type="dxa"/>
       </w:tblPr>
       <w:tblGrid>
-        <w:gridCol w:w="2600"/>
-        <w:gridCol w:w="3800"/>
-        <w:gridCol w:w="2960"/>
+        <w:gridCol w:w="3120"/>
+        <w:gridCol w:w="3120"/>
+        <w:gridCol w:w="3120"/>
       </w:tblGrid>
       <w:tr>
         <w:trPr>
@@ -1002,7 +993,7 @@
         </w:trPr>
         <w:tc>
           <w:tcPr>
-            <w:tcW w:type="dxa" w:w="2600"/>
+            <w:tcW w:type="dxa" w:w="3120"/>
             <w:tcMar>
               <w:top w:w="80" w:type="dxa"/>
               <w:start w:w="120" w:type="dxa"/>
@@ -1023,13 +1014,13 @@
                 <w:color w:val="173B32"/>
                 <w:sz w:val="19"/>
               </w:rPr>
-              <w:t>Measure</w:t>
+              <w:t>Ölçüt</w:t>
             </w:r>
           </w:p>
         </w:tc>
         <w:tc>
           <w:tcPr>
-            <w:tcW w:type="dxa" w:w="3800"/>
+            <w:tcW w:type="dxa" w:w="3120"/>
             <w:tcMar>
               <w:top w:w="80" w:type="dxa"/>
               <w:start w:w="120" w:type="dxa"/>
@@ -1050,13 +1041,13 @@
                 <w:color w:val="173B32"/>
                 <w:sz w:val="19"/>
               </w:rPr>
-              <w:t>Final test result</w:t>
+              <w:t>Nihai test sonucu</w:t>
             </w:r>
           </w:p>
         </w:tc>
         <w:tc>
           <w:tcPr>
-            <w:tcW w:type="dxa" w:w="2960"/>
+            <w:tcW w:type="dxa" w:w="3120"/>
             <w:tcMar>
               <w:top w:w="80" w:type="dxa"/>
               <w:start w:w="120" w:type="dxa"/>
@@ -1077,7 +1068,7 @@
                 <w:color w:val="173B32"/>
                 <w:sz w:val="19"/>
               </w:rPr>
-              <w:t>95% bootstrap interval</w:t>
+              <w:t>%95 bootstrap aralığı</w:t>
             </w:r>
           </w:p>
         </w:tc>
@@ -1088,7 +1079,7 @@
         </w:trPr>
         <w:tc>
           <w:tcPr>
-            <w:tcW w:type="dxa" w:w="2600"/>
+            <w:tcW w:type="dxa" w:w="3120"/>
             <w:vAlign w:val="top"/>
           </w:tcPr>
           <w:p>
@@ -1101,13 +1092,13 @@
                 <w:color w:val="000000"/>
                 <w:sz w:val="18"/>
               </w:rPr>
-              <w:t>Rows / prevalence</w:t>
+              <w:t>Satır / yaygınlık</w:t>
             </w:r>
           </w:p>
         </w:tc>
         <w:tc>
           <w:tcPr>
-            <w:tcW w:type="dxa" w:w="3800"/>
+            <w:tcW w:type="dxa" w:w="3120"/>
             <w:vAlign w:val="top"/>
           </w:tcPr>
           <w:p>
@@ -1120,13 +1111,13 @@
                 <w:color w:val="000000"/>
                 <w:sz w:val="18"/>
               </w:rPr>
-              <w:t>2,772 / 0.392857</w:t>
+              <w:t>2.772 / 0.392857</w:t>
             </w:r>
           </w:p>
         </w:tc>
         <w:tc>
           <w:tcPr>
-            <w:tcW w:type="dxa" w:w="2960"/>
+            <w:tcW w:type="dxa" w:w="3120"/>
             <w:vAlign w:val="top"/>
           </w:tcPr>
           <w:p>
@@ -1139,7 +1130,7 @@
                 <w:color w:val="000000"/>
                 <w:sz w:val="18"/>
               </w:rPr>
-              <w:t>Not applicable</w:t>
+              <w:t>Uygulanamaz</w:t>
             </w:r>
           </w:p>
         </w:tc>
@@ -1150,7 +1141,7 @@
         </w:trPr>
         <w:tc>
           <w:tcPr>
-            <w:tcW w:type="dxa" w:w="2600"/>
+            <w:tcW w:type="dxa" w:w="3120"/>
             <w:vAlign w:val="top"/>
           </w:tcPr>
           <w:p>
@@ -1169,7 +1160,7 @@
         </w:tc>
         <w:tc>
           <w:tcPr>
-            <w:tcW w:type="dxa" w:w="3800"/>
+            <w:tcW w:type="dxa" w:w="3120"/>
             <w:vAlign w:val="top"/>
           </w:tcPr>
           <w:p>
@@ -1188,7 +1179,7 @@
         </w:tc>
         <w:tc>
           <w:tcPr>
-            <w:tcW w:type="dxa" w:w="2960"/>
+            <w:tcW w:type="dxa" w:w="3120"/>
             <w:vAlign w:val="top"/>
           </w:tcPr>
           <w:p>
@@ -1212,7 +1203,7 @@
         </w:trPr>
         <w:tc>
           <w:tcPr>
-            <w:tcW w:type="dxa" w:w="2600"/>
+            <w:tcW w:type="dxa" w:w="3120"/>
             <w:vAlign w:val="top"/>
           </w:tcPr>
           <w:p>
@@ -1231,7 +1222,7 @@
         </w:tc>
         <w:tc>
           <w:tcPr>
-            <w:tcW w:type="dxa" w:w="3800"/>
+            <w:tcW w:type="dxa" w:w="3120"/>
             <w:vAlign w:val="top"/>
           </w:tcPr>
           <w:p>
@@ -1250,7 +1241,7 @@
         </w:tc>
         <w:tc>
           <w:tcPr>
-            <w:tcW w:type="dxa" w:w="2960"/>
+            <w:tcW w:type="dxa" w:w="3120"/>
             <w:vAlign w:val="top"/>
           </w:tcPr>
           <w:p>
@@ -1274,7 +1265,7 @@
         </w:trPr>
         <w:tc>
           <w:tcPr>
-            <w:tcW w:type="dxa" w:w="2600"/>
+            <w:tcW w:type="dxa" w:w="3120"/>
             <w:vAlign w:val="top"/>
           </w:tcPr>
           <w:p>
@@ -1287,13 +1278,13 @@
                 <w:color w:val="000000"/>
                 <w:sz w:val="18"/>
               </w:rPr>
-              <w:t>Brier score</w:t>
+              <w:t>Brier skoru</w:t>
             </w:r>
           </w:p>
         </w:tc>
         <w:tc>
           <w:tcPr>
-            <w:tcW w:type="dxa" w:w="3800"/>
+            <w:tcW w:type="dxa" w:w="3120"/>
             <w:vAlign w:val="top"/>
           </w:tcPr>
           <w:p>
@@ -1312,7 +1303,7 @@
         </w:tc>
         <w:tc>
           <w:tcPr>
-            <w:tcW w:type="dxa" w:w="2960"/>
+            <w:tcW w:type="dxa" w:w="3120"/>
             <w:vAlign w:val="top"/>
           </w:tcPr>
           <w:p>
@@ -1336,7 +1327,7 @@
         </w:trPr>
         <w:tc>
           <w:tcPr>
-            <w:tcW w:type="dxa" w:w="2600"/>
+            <w:tcW w:type="dxa" w:w="3120"/>
             <w:vAlign w:val="top"/>
           </w:tcPr>
           <w:p>
@@ -1349,13 +1340,13 @@
                 <w:color w:val="000000"/>
                 <w:sz w:val="18"/>
               </w:rPr>
-              <w:t>Log loss</w:t>
+              <w:t>Log kaybı</w:t>
             </w:r>
           </w:p>
         </w:tc>
         <w:tc>
           <w:tcPr>
-            <w:tcW w:type="dxa" w:w="3800"/>
+            <w:tcW w:type="dxa" w:w="3120"/>
             <w:vAlign w:val="top"/>
           </w:tcPr>
           <w:p>
@@ -1374,7 +1365,7 @@
         </w:tc>
         <w:tc>
           <w:tcPr>
-            <w:tcW w:type="dxa" w:w="2960"/>
+            <w:tcW w:type="dxa" w:w="3120"/>
             <w:vAlign w:val="top"/>
           </w:tcPr>
           <w:p>
@@ -1387,7 +1378,7 @@
                 <w:color w:val="000000"/>
                 <w:sz w:val="18"/>
               </w:rPr>
-              <w:t>Not bootstrapped</w:t>
+              <w:t>Bootstrap uygulanmadı</w:t>
             </w:r>
           </w:p>
         </w:tc>
@@ -1398,7 +1389,7 @@
         </w:trPr>
         <w:tc>
           <w:tcPr>
-            <w:tcW w:type="dxa" w:w="2600"/>
+            <w:tcW w:type="dxa" w:w="3120"/>
             <w:vAlign w:val="top"/>
           </w:tcPr>
           <w:p>
@@ -1411,13 +1402,13 @@
                 <w:color w:val="000000"/>
                 <w:sz w:val="18"/>
               </w:rPr>
-              <w:t>ECE (10 bins)</w:t>
+              <w:t>ECE (10 kutu)</w:t>
             </w:r>
           </w:p>
         </w:tc>
         <w:tc>
           <w:tcPr>
-            <w:tcW w:type="dxa" w:w="3800"/>
+            <w:tcW w:type="dxa" w:w="3120"/>
             <w:vAlign w:val="top"/>
           </w:tcPr>
           <w:p>
@@ -1436,7 +1427,7 @@
         </w:tc>
         <w:tc>
           <w:tcPr>
-            <w:tcW w:type="dxa" w:w="2960"/>
+            <w:tcW w:type="dxa" w:w="3120"/>
             <w:vAlign w:val="top"/>
           </w:tcPr>
           <w:p>
@@ -1449,7 +1440,7 @@
                 <w:color w:val="000000"/>
                 <w:sz w:val="18"/>
               </w:rPr>
-              <w:t>Not bootstrapped</w:t>
+              <w:t>Bootstrap uygulanmadı</w:t>
             </w:r>
           </w:p>
         </w:tc>
@@ -1460,7 +1451,7 @@
         </w:trPr>
         <w:tc>
           <w:tcPr>
-            <w:tcW w:type="dxa" w:w="2600"/>
+            <w:tcW w:type="dxa" w:w="3120"/>
             <w:vAlign w:val="top"/>
           </w:tcPr>
           <w:p>
@@ -1473,13 +1464,13 @@
                 <w:color w:val="000000"/>
                 <w:sz w:val="18"/>
               </w:rPr>
-              <w:t>Top-10% precision / recall / lift</w:t>
+              <w:t>İlk %10 kesinlik / duyarlılık / artış</w:t>
             </w:r>
           </w:p>
         </w:tc>
         <w:tc>
           <w:tcPr>
-            <w:tcW w:type="dxa" w:w="3800"/>
+            <w:tcW w:type="dxa" w:w="3120"/>
             <w:vAlign w:val="top"/>
           </w:tcPr>
           <w:p>
@@ -1498,7 +1489,7 @@
         </w:tc>
         <w:tc>
           <w:tcPr>
-            <w:tcW w:type="dxa" w:w="2960"/>
+            <w:tcW w:type="dxa" w:w="3120"/>
             <w:vAlign w:val="top"/>
           </w:tcPr>
           <w:p>
@@ -1511,7 +1502,7 @@
                 <w:color w:val="000000"/>
                 <w:sz w:val="18"/>
               </w:rPr>
-              <w:t>Not bootstrapped</w:t>
+              <w:t>Bootstrap uygulanmadı</w:t>
             </w:r>
           </w:p>
         </w:tc>
@@ -1523,17 +1514,8 @@
       </w:pPr>
     </w:p>
     <w:p>
-      <w:pPr>
-        <w:spacing w:before="80" w:after="80"/>
-      </w:pPr>
       <w:r>
-        <w:rPr>
-          <w:rFonts w:ascii="Calibri" w:hAnsi="Calibri"/>
-          <w:i/>
-          <w:color w:val="547068"/>
-          <w:sz w:val="17"/>
-        </w:rPr>
-        <w:t>Evidence class: project-executed, untouched temporal holdout. Intervals are nonparametric row bootstrap intervals for this cutoff.</w:t>
+        <w:t>Kanıt sınıfı: projede yürütülen, dokunulmamış zamansal bekletme. Aralıklar bu kesim için parametrik olmayan satır bootstrap aralıklarıdır.</w:t>
       </w:r>
     </w:p>
     <w:p>
@@ -1544,8 +1526,8 @@
       <w:r>
         <w:drawing>
           <wp:inline xmlns:a="http://schemas.openxmlformats.org/drawingml/2006/main" xmlns:pic="http://schemas.openxmlformats.org/drawingml/2006/picture">
-            <wp:extent cx="5760720" cy="2304288"/>
-            <wp:docPr id="2" name="Picture 2" descr="Figure 2. Final temporal-test precision–recall and probability calibration." title="Figure 2"/>
+            <wp:extent cx="5806440" cy="2322576"/>
+            <wp:docPr id="2" name="Picture 2" descr="Şekil 2. Nihai zamansal testte kesinlik–duyarlılık ve olasılık kalibrasyonu." title="Şekil 2"/>
             <wp:cNvGraphicFramePr>
               <a:graphicFrameLocks noChangeAspect="1"/>
             </wp:cNvGraphicFramePr>
@@ -1565,7 +1547,7 @@
                   <pic:spPr>
                     <a:xfrm>
                       <a:off x="0" y="0"/>
-                      <a:ext cx="5760720" cy="2304288"/>
+                      <a:ext cx="5806440" cy="2322576"/>
                     </a:xfrm>
                     <a:prstGeom prst="rect"/>
                   </pic:spPr>
@@ -1588,7 +1570,7 @@
           <w:color w:val="547068"/>
           <w:sz w:val="18"/>
         </w:rPr>
-        <w:t>Figure 2. Final temporal-test precision–recall and probability calibration.</w:t>
+        <w:t>Şekil 2. Nihai zamansal testte kesinlik–duyarlılık ve olasılık kalibrasyonu.</w:t>
       </w:r>
     </w:p>
     <w:p>
@@ -1596,7 +1578,7 @@
         <w:pStyle w:val="Heading2"/>
       </w:pPr>
       <w:r>
-        <w:t>4. Frozen-threshold confusion matrix</w:t>
+        <w:t>4. Dondurulmuş eşik karışıklık matrisi</w:t>
       </w:r>
     </w:p>
     <w:tbl>
@@ -1609,9 +1591,9 @@
         <w:tblInd w:w="120" w:type="dxa"/>
       </w:tblPr>
       <w:tblGrid>
-        <w:gridCol w:w="3200"/>
-        <w:gridCol w:w="3080"/>
-        <w:gridCol w:w="3080"/>
+        <w:gridCol w:w="3120"/>
+        <w:gridCol w:w="3120"/>
+        <w:gridCol w:w="3120"/>
       </w:tblGrid>
       <w:tr>
         <w:trPr>
@@ -1620,7 +1602,7 @@
         </w:trPr>
         <w:tc>
           <w:tcPr>
-            <w:tcW w:type="dxa" w:w="3200"/>
+            <w:tcW w:type="dxa" w:w="3120"/>
             <w:tcMar>
               <w:top w:w="80" w:type="dxa"/>
               <w:start w:w="120" w:type="dxa"/>
@@ -1641,13 +1623,13 @@
                 <w:color w:val="173B32"/>
                 <w:sz w:val="19"/>
               </w:rPr>
-              <w:t>Actual / predicted</w:t>
+              <w:t>Gerçek / tahmin</w:t>
             </w:r>
           </w:p>
         </w:tc>
         <w:tc>
           <w:tcPr>
-            <w:tcW w:type="dxa" w:w="3080"/>
+            <w:tcW w:type="dxa" w:w="3120"/>
             <w:tcMar>
               <w:top w:w="80" w:type="dxa"/>
               <w:start w:w="120" w:type="dxa"/>
@@ -1668,13 +1650,13 @@
                 <w:color w:val="173B32"/>
                 <w:sz w:val="19"/>
               </w:rPr>
-              <w:t>Predicted active</w:t>
+              <w:t>Aktif tahmini</w:t>
             </w:r>
           </w:p>
         </w:tc>
         <w:tc>
           <w:tcPr>
-            <w:tcW w:type="dxa" w:w="3080"/>
+            <w:tcW w:type="dxa" w:w="3120"/>
             <w:tcMar>
               <w:top w:w="80" w:type="dxa"/>
               <w:start w:w="120" w:type="dxa"/>
@@ -1695,7 +1677,7 @@
                 <w:color w:val="173B32"/>
                 <w:sz w:val="19"/>
               </w:rPr>
-              <w:t>Predicted inactive</w:t>
+              <w:t>Hareketsiz tahmini</w:t>
             </w:r>
           </w:p>
         </w:tc>
@@ -1706,7 +1688,7 @@
         </w:trPr>
         <w:tc>
           <w:tcPr>
-            <w:tcW w:type="dxa" w:w="3200"/>
+            <w:tcW w:type="dxa" w:w="3120"/>
             <w:vAlign w:val="top"/>
           </w:tcPr>
           <w:p>
@@ -1719,13 +1701,13 @@
                 <w:color w:val="000000"/>
                 <w:sz w:val="18"/>
               </w:rPr>
-              <w:t>Actual active</w:t>
+              <w:t>Gerçekte aktif</w:t>
             </w:r>
           </w:p>
         </w:tc>
         <w:tc>
           <w:tcPr>
-            <w:tcW w:type="dxa" w:w="3080"/>
+            <w:tcW w:type="dxa" w:w="3120"/>
             <w:vAlign w:val="top"/>
           </w:tcPr>
           <w:p>
@@ -1738,13 +1720,13 @@
                 <w:color w:val="000000"/>
                 <w:sz w:val="18"/>
               </w:rPr>
-              <w:t>TN = 1,603</w:t>
+              <w:t>TN = 1.603</w:t>
             </w:r>
           </w:p>
         </w:tc>
         <w:tc>
           <w:tcPr>
-            <w:tcW w:type="dxa" w:w="3080"/>
+            <w:tcW w:type="dxa" w:w="3120"/>
             <w:vAlign w:val="top"/>
           </w:tcPr>
           <w:p>
@@ -1768,7 +1750,7 @@
         </w:trPr>
         <w:tc>
           <w:tcPr>
-            <w:tcW w:type="dxa" w:w="3200"/>
+            <w:tcW w:type="dxa" w:w="3120"/>
             <w:vAlign w:val="top"/>
           </w:tcPr>
           <w:p>
@@ -1781,13 +1763,13 @@
                 <w:color w:val="000000"/>
                 <w:sz w:val="18"/>
               </w:rPr>
-              <w:t>Actual inactive</w:t>
+              <w:t>Gerçekte hareketsiz</w:t>
             </w:r>
           </w:p>
         </w:tc>
         <w:tc>
           <w:tcPr>
-            <w:tcW w:type="dxa" w:w="3080"/>
+            <w:tcW w:type="dxa" w:w="3120"/>
             <w:vAlign w:val="top"/>
           </w:tcPr>
           <w:p>
@@ -1806,7 +1788,7 @@
         </w:tc>
         <w:tc>
           <w:tcPr>
-            <w:tcW w:type="dxa" w:w="3080"/>
+            <w:tcW w:type="dxa" w:w="3120"/>
             <w:vAlign w:val="top"/>
           </w:tcPr>
           <w:p>
@@ -1831,17 +1813,8 @@
       </w:pPr>
     </w:p>
     <w:p>
-      <w:pPr>
-        <w:spacing w:before="80" w:after="80"/>
-      </w:pPr>
       <w:r>
-        <w:rPr>
-          <w:rFonts w:ascii="Calibri" w:hAnsi="Calibri"/>
-          <w:i/>
-          <w:color w:val="547068"/>
-          <w:sz w:val="17"/>
-        </w:rPr>
-        <w:t>Threshold 0.812509305136 selected 302 customers (10.8947%): precision 0.735099, recall 0.203857, F1 0.319195.</w:t>
+        <w:t>0.812509305136 eşiği 302 müşteriyi (%10,8947) seçti: kesinlik 0.735099, duyarlılık 0.203857, F1 0.319195.</w:t>
       </w:r>
     </w:p>
     <w:p>
@@ -1849,7 +1822,7 @@
         <w:pStyle w:val="Heading2"/>
       </w:pPr>
       <w:r>
-        <w:t>5. Validation-to-test comparison</w:t>
+        <w:t>5. Doğrulamadan teste karşılaştırma</w:t>
       </w:r>
     </w:p>
     <w:tbl>
@@ -1862,12 +1835,12 @@
         <w:tblInd w:w="120" w:type="dxa"/>
       </w:tblPr>
       <w:tblGrid>
-        <w:gridCol w:w="1500"/>
-        <w:gridCol w:w="1200"/>
-        <w:gridCol w:w="1200"/>
-        <w:gridCol w:w="1200"/>
-        <w:gridCol w:w="1300"/>
-        <w:gridCol w:w="2960"/>
+        <w:gridCol w:w="1560"/>
+        <w:gridCol w:w="1560"/>
+        <w:gridCol w:w="1560"/>
+        <w:gridCol w:w="1560"/>
+        <w:gridCol w:w="1560"/>
+        <w:gridCol w:w="1560"/>
       </w:tblGrid>
       <w:tr>
         <w:trPr>
@@ -1876,7 +1849,7 @@
         </w:trPr>
         <w:tc>
           <w:tcPr>
-            <w:tcW w:type="dxa" w:w="1500"/>
+            <w:tcW w:type="dxa" w:w="1560"/>
             <w:tcMar>
               <w:top w:w="80" w:type="dxa"/>
               <w:start w:w="120" w:type="dxa"/>
@@ -1897,13 +1870,13 @@
                 <w:color w:val="173B32"/>
                 <w:sz w:val="19"/>
               </w:rPr>
-              <w:t>Split</w:t>
+              <w:t>Bölüm</w:t>
             </w:r>
           </w:p>
         </w:tc>
         <w:tc>
           <w:tcPr>
-            <w:tcW w:type="dxa" w:w="1200"/>
+            <w:tcW w:type="dxa" w:w="1560"/>
             <w:tcMar>
               <w:top w:w="80" w:type="dxa"/>
               <w:start w:w="120" w:type="dxa"/>
@@ -1930,7 +1903,7 @@
         </w:tc>
         <w:tc>
           <w:tcPr>
-            <w:tcW w:type="dxa" w:w="1200"/>
+            <w:tcW w:type="dxa" w:w="1560"/>
             <w:tcMar>
               <w:top w:w="80" w:type="dxa"/>
               <w:start w:w="120" w:type="dxa"/>
@@ -1957,7 +1930,7 @@
         </w:tc>
         <w:tc>
           <w:tcPr>
-            <w:tcW w:type="dxa" w:w="1200"/>
+            <w:tcW w:type="dxa" w:w="1560"/>
             <w:tcMar>
               <w:top w:w="80" w:type="dxa"/>
               <w:start w:w="120" w:type="dxa"/>
@@ -1984,7 +1957,7 @@
         </w:tc>
         <w:tc>
           <w:tcPr>
-            <w:tcW w:type="dxa" w:w="1300"/>
+            <w:tcW w:type="dxa" w:w="1560"/>
             <w:tcMar>
               <w:top w:w="80" w:type="dxa"/>
               <w:start w:w="120" w:type="dxa"/>
@@ -2005,13 +1978,13 @@
                 <w:color w:val="173B32"/>
                 <w:sz w:val="19"/>
               </w:rPr>
-              <w:t>Prevalence</w:t>
+              <w:t>Yaygınlık</w:t>
             </w:r>
           </w:p>
         </w:tc>
         <w:tc>
           <w:tcPr>
-            <w:tcW w:type="dxa" w:w="2960"/>
+            <w:tcW w:type="dxa" w:w="1560"/>
             <w:tcMar>
               <w:top w:w="80" w:type="dxa"/>
               <w:start w:w="120" w:type="dxa"/>
@@ -2032,7 +2005,7 @@
                 <w:color w:val="173B32"/>
                 <w:sz w:val="19"/>
               </w:rPr>
-              <w:t>Interpretation</w:t>
+              <w:t>Yorum</w:t>
             </w:r>
           </w:p>
         </w:tc>
@@ -2043,7 +2016,7 @@
         </w:trPr>
         <w:tc>
           <w:tcPr>
-            <w:tcW w:type="dxa" w:w="1500"/>
+            <w:tcW w:type="dxa" w:w="1560"/>
             <w:vAlign w:val="top"/>
           </w:tcPr>
           <w:p>
@@ -2056,13 +2029,13 @@
                 <w:color w:val="000000"/>
                 <w:sz w:val="18"/>
               </w:rPr>
-              <w:t>Validation</w:t>
+              <w:t>Doğrulama</w:t>
             </w:r>
           </w:p>
         </w:tc>
         <w:tc>
           <w:tcPr>
-            <w:tcW w:type="dxa" w:w="1200"/>
+            <w:tcW w:type="dxa" w:w="1560"/>
             <w:vAlign w:val="top"/>
           </w:tcPr>
           <w:p>
@@ -2081,7 +2054,7 @@
         </w:tc>
         <w:tc>
           <w:tcPr>
-            <w:tcW w:type="dxa" w:w="1200"/>
+            <w:tcW w:type="dxa" w:w="1560"/>
             <w:vAlign w:val="top"/>
           </w:tcPr>
           <w:p>
@@ -2100,7 +2073,7 @@
         </w:tc>
         <w:tc>
           <w:tcPr>
-            <w:tcW w:type="dxa" w:w="1200"/>
+            <w:tcW w:type="dxa" w:w="1560"/>
             <w:vAlign w:val="top"/>
           </w:tcPr>
           <w:p>
@@ -2119,7 +2092,7 @@
         </w:tc>
         <w:tc>
           <w:tcPr>
-            <w:tcW w:type="dxa" w:w="1300"/>
+            <w:tcW w:type="dxa" w:w="1560"/>
             <w:vAlign w:val="top"/>
           </w:tcPr>
           <w:p>
@@ -2138,7 +2111,7 @@
         </w:tc>
         <w:tc>
           <w:tcPr>
-            <w:tcW w:type="dxa" w:w="2960"/>
+            <w:tcW w:type="dxa" w:w="1560"/>
             <w:vAlign w:val="top"/>
           </w:tcPr>
           <w:p>
@@ -2151,7 +2124,7 @@
                 <w:color w:val="000000"/>
                 <w:sz w:val="18"/>
               </w:rPr>
-              <w:t>Used for family/tuning selection</w:t>
+              <w:t>Aile/ayar seçimi</w:t>
             </w:r>
           </w:p>
         </w:tc>
@@ -2162,7 +2135,7 @@
         </w:trPr>
         <w:tc>
           <w:tcPr>
-            <w:tcW w:type="dxa" w:w="1500"/>
+            <w:tcW w:type="dxa" w:w="1560"/>
             <w:vAlign w:val="top"/>
           </w:tcPr>
           <w:p>
@@ -2175,13 +2148,13 @@
                 <w:color w:val="000000"/>
                 <w:sz w:val="18"/>
               </w:rPr>
-              <w:t>Calibration</w:t>
+              <w:t>Kalibrasyon</w:t>
             </w:r>
           </w:p>
         </w:tc>
         <w:tc>
           <w:tcPr>
-            <w:tcW w:type="dxa" w:w="1200"/>
+            <w:tcW w:type="dxa" w:w="1560"/>
             <w:vAlign w:val="top"/>
           </w:tcPr>
           <w:p>
@@ -2200,7 +2173,7 @@
         </w:tc>
         <w:tc>
           <w:tcPr>
-            <w:tcW w:type="dxa" w:w="1200"/>
+            <w:tcW w:type="dxa" w:w="1560"/>
             <w:vAlign w:val="top"/>
           </w:tcPr>
           <w:p>
@@ -2219,7 +2192,7 @@
         </w:tc>
         <w:tc>
           <w:tcPr>
-            <w:tcW w:type="dxa" w:w="1200"/>
+            <w:tcW w:type="dxa" w:w="1560"/>
             <w:vAlign w:val="top"/>
           </w:tcPr>
           <w:p>
@@ -2238,7 +2211,7 @@
         </w:tc>
         <w:tc>
           <w:tcPr>
-            <w:tcW w:type="dxa" w:w="1300"/>
+            <w:tcW w:type="dxa" w:w="1560"/>
             <w:vAlign w:val="top"/>
           </w:tcPr>
           <w:p>
@@ -2257,7 +2230,7 @@
         </w:tc>
         <w:tc>
           <w:tcPr>
-            <w:tcW w:type="dxa" w:w="2960"/>
+            <w:tcW w:type="dxa" w:w="1560"/>
             <w:vAlign w:val="top"/>
           </w:tcPr>
           <w:p>
@@ -2270,7 +2243,7 @@
                 <w:color w:val="000000"/>
                 <w:sz w:val="18"/>
               </w:rPr>
-              <w:t>Used for sigmoid and threshold; descriptive</w:t>
+              <w:t>Sigmoid ve eşik; betimsel</w:t>
             </w:r>
           </w:p>
         </w:tc>
@@ -2281,7 +2254,7 @@
         </w:trPr>
         <w:tc>
           <w:tcPr>
-            <w:tcW w:type="dxa" w:w="1500"/>
+            <w:tcW w:type="dxa" w:w="1560"/>
             <w:vAlign w:val="top"/>
           </w:tcPr>
           <w:p>
@@ -2294,13 +2267,13 @@
                 <w:color w:val="000000"/>
                 <w:sz w:val="18"/>
               </w:rPr>
-              <w:t>Final test</w:t>
+              <w:t>Nihai test</w:t>
             </w:r>
           </w:p>
         </w:tc>
         <w:tc>
           <w:tcPr>
-            <w:tcW w:type="dxa" w:w="1200"/>
+            <w:tcW w:type="dxa" w:w="1560"/>
             <w:vAlign w:val="top"/>
           </w:tcPr>
           <w:p>
@@ -2319,7 +2292,7 @@
         </w:tc>
         <w:tc>
           <w:tcPr>
-            <w:tcW w:type="dxa" w:w="1200"/>
+            <w:tcW w:type="dxa" w:w="1560"/>
             <w:vAlign w:val="top"/>
           </w:tcPr>
           <w:p>
@@ -2338,7 +2311,7 @@
         </w:tc>
         <w:tc>
           <w:tcPr>
-            <w:tcW w:type="dxa" w:w="1200"/>
+            <w:tcW w:type="dxa" w:w="1560"/>
             <w:vAlign w:val="top"/>
           </w:tcPr>
           <w:p>
@@ -2357,7 +2330,7 @@
         </w:tc>
         <w:tc>
           <w:tcPr>
-            <w:tcW w:type="dxa" w:w="1300"/>
+            <w:tcW w:type="dxa" w:w="1560"/>
             <w:vAlign w:val="top"/>
           </w:tcPr>
           <w:p>
@@ -2376,7 +2349,7 @@
         </w:tc>
         <w:tc>
           <w:tcPr>
-            <w:tcW w:type="dxa" w:w="2960"/>
+            <w:tcW w:type="dxa" w:w="1560"/>
             <w:vAlign w:val="top"/>
           </w:tcPr>
           <w:p>
@@ -2389,7 +2362,7 @@
                 <w:color w:val="000000"/>
                 <w:sz w:val="18"/>
               </w:rPr>
-              <w:t>Single untouched temporal holdout</w:t>
+              <w:t>Tek dokunulmamış zamansal bekletme</w:t>
             </w:r>
           </w:p>
         </w:tc>
@@ -2402,7 +2375,7 @@
     </w:p>
     <w:p>
       <w:r>
-        <w:t>PR-AUC falls from validation 0.812223 to test 0.647525 while prevalence also falls from 0.577187 to 0.392857. ROC-AUC remains 0.765878 and top-10% lift rises to 1.904513. The gap is evidence of temporal/data shift and uncertainty, not a reason to revise the frozen test result.</w:t>
+        <w:t>PR-AUC 0.812223'ten 0.647525'e, yaygınlık 0.577187'den 0.392857'ye iner. ROC-AUC 0.765878 kalırken ilk %10 artış 1.904513'e çıkar. Fark, dondurulmuş sonucu değiştirme gerekçesi değil, zamansal/veri kayması ve belirsizlik kanıtıdır.</w:t>
       </w:r>
     </w:p>
     <w:p>
@@ -2410,12 +2383,12 @@
         <w:pStyle w:val="Heading2"/>
       </w:pPr>
       <w:r>
-        <w:t>6. Deployment truth</w:t>
+        <w:t>6. Dağıtımın gerçek durumu</w:t>
       </w:r>
     </w:p>
     <w:p>
       <w:r>
-        <w:t>The artifact is registered locally as growthpilot-churn-inactivity version 1 with alias champion and is integrated into tenant-scoped on-demand and durable batch-scoring services. “Champion” is a local registry alias, not proof of production deployment. On-demand scoring is demo-gated; live cloud, tenant-data drift and service-level performance are unvalidated. Every score remains non-authorizing.</w:t>
+        <w:t>Eser yerelde growthpilot-churn-inactivity sürüm 1 ve champion takma adıyla kayıtlı, kiracı kapsamlı istek üzerine ve kalıcı toplu puanlamaya bağlıdır. “Champion” yerel kayıt takma adıdır, üretim dağıtımı kanıtı değildir. İstek üzerine puanlama demo kapılıdır; canlı bulut, kiracı verisi sapması ve hizmet düzeyi doğrulanmamıştır. Hiçbir puan eylem yetkisi vermez.</w:t>
       </w:r>
     </w:p>
     <w:p>
@@ -2423,12 +2396,12 @@
         <w:pStyle w:val="Heading2"/>
       </w:pPr>
       <w:r>
-        <w:t>7. Conclusion</w:t>
+        <w:t>7. Sonuç</w:t>
       </w:r>
     </w:p>
     <w:p>
       <w:r>
-        <w:t>The frozen model provides useful ranking signal on the historical temporal test, especially within limited outreach capacity, but misses most inactive customers at the strict threshold. It should support review, not replace human judgment. Production adoption requires current tenant data, lawful use, monitored calibration/drift and a causal campaign evaluation.</w:t>
+        <w:t>Dondurulmuş model tarihsel testte, özellikle sınırlı erişim kapasitesinde yararlı sıralama sinyali verir; ancak katı eşikte çoğu hareketsiz müşteriyi kaçırır. İnsan kararını desteklemeli, yerine geçmemelidir. Üretim için güncel kiracı verisi, hukuka uygun kullanım, kalibrasyon/sapma izleme ve nedensel kampanya değerlendirmesi gerekir.</w:t>
       </w:r>
     </w:p>
     <w:p>
@@ -2436,12 +2409,12 @@
         <w:pStyle w:val="Heading1"/>
       </w:pPr>
       <w:r>
-        <w:t>References and evidence</w:t>
+        <w:t>Kaynakça ve kanıt</w:t>
       </w:r>
     </w:p>
     <w:p>
       <w:r>
-        <w:t>scikit-learn developers. Probability calibration and model evaluation documentation. https://scikit-learn.org/stable/modules/calibration.html</w:t>
+        <w:t>scikit-learn geliştiricileri. Olasılık kalibrasyonu ve model değerlendirme belgeleri. https://scikit-learn.org/stable/modules/calibration.html</w:t>
       </w:r>
     </w:p>
     <w:p>
@@ -2451,7 +2424,7 @@
     </w:p>
     <w:p>
       <w:r>
-        <w:t>Project evidence: artifacts/ml/final_candidate.json, final_evaluation.json/png, explanations.json/png, model_registry.json; scripts/refine_model.py, evaluate_final.py, explain_model.py and register_model.py.</w:t>
+        <w:t>Proje kanıtları: artifacts/ml/final_candidate.json, final_evaluation.json/png, explanations.json/png, model_registry.json; scripts/refine_model.py, evaluate_final.py, explain_model.py ve register_model.py.</w:t>
       </w:r>
     </w:p>
     <w:sectPr>
@@ -2480,7 +2453,7 @@
         <w:color w:val="547068"/>
         <w:sz w:val="17"/>
       </w:rPr>
-      <w:t xml:space="preserve">Page </w:t>
+      <w:t xml:space="preserve">Sayfa </w:t>
     </w:r>
     <w:r>
       <w:rPr>
@@ -2499,7 +2472,7 @@
         <w:color w:val="547068"/>
         <w:sz w:val="17"/>
       </w:rPr>
-      <w:t xml:space="preserve"> of </w:t>
+      <w:t xml:space="preserve"> / </w:t>
     </w:r>
     <w:r>
       <w:rPr>
@@ -2534,7 +2507,7 @@
         <w:color w:val="547068"/>
         <w:sz w:val="17"/>
       </w:rPr>
-      <w:t>GROWTHPILOT AI  |  MODEL REFINEMENT AND TEST SUBMISSION</w:t>
+      <w:t>GROWTHPILOT AI  |  MODEL İYILEŞTIRME VE TEST ÇALIŞMASI</w:t>
     </w:r>
   </w:p>
 </w:hdr>
